--- a/DocxTemplater.Test/Resources/ComplexTemplate.docx
+++ b/DocxTemplater.Test/Resources/ComplexTemplate.docx
@@ -318,7 +318,7 @@
         <w:rPr>
           <w:lang w:val="en-US"/>
         </w:rPr>
-        <w:t>HardwarRevisions}}</w:t>
+        <w:t>HardwareRevisions}}</w:t>
       </w:r>
     </w:p>
     <w:p>
